--- a/src/db/seed-data/docs/module16-cong-cu-video-ai-moi.docx
+++ b/src/db/seed-data/docs/module16-cong-cu-video-ai-moi.docx
@@ -249,7 +249,7 @@
           <w:color w:val="6B7280"/>
           <w:sz w:val="20"/>
         </w:rPr>
-        <w:t xml:space="preserve">Thay các phần [trong ngoặc vuông] bằng thông tin của bạn.</w:t>
+        <w:t xml:space="preserve">Thay các phần [trong ngoặc vuông] bằng thông tin của bạn. Khi dán vào công cụ AI nên dùng bản tiếng Anh (EN); bản dịch tiếng Việt giúp hiểu nội dung.</w:t>
       </w:r>
     </w:p>
     <w:p>
@@ -392,6 +392,19 @@
     </w:p>
     <w:p>
       <w:pPr>
+        <w:spacing w:before="0" w:after="40"/>
+      </w:pPr>
+      <w:r>
+        <w:rPr>
+          <w:b/>
+          <w:color w:val="6B7280"/>
+          <w:sz w:val="18"/>
+        </w:rPr>
+        <w:t xml:space="preserve">EN – Prompt gốc</w:t>
+      </w:r>
+    </w:p>
+    <w:p>
+      <w:pPr>
         <w:spacing w:before="0" w:after="0"/>
         <w:shd w:val="clear" w:color="auto" w:fill="F3F4F6"/>
         <w:ind w:left="200" w:right="200"/>
@@ -455,6 +468,84 @@
       <w:r>
         <w:rPr>
           <w:rFonts w:ascii="Consolas" w:hAnsi="Consolas" w:cs="Consolas"/>
+          <w:sz w:val="21"/>
+        </w:rPr>
+        <w:t xml:space="preserve">(Chạy cùng prompt này trên các công cụ khác nhau để so sánh: khuôn mặt, bàn tay, chuyển động, ánh sáng, tốc độ tạo, chi phí.)</w:t>
+      </w:r>
+    </w:p>
+    <w:p>
+      <w:pPr>
+        <w:spacing w:before="120" w:after="40"/>
+      </w:pPr>
+      <w:r>
+        <w:rPr>
+          <w:b/>
+          <w:color w:val="047857"/>
+          <w:sz w:val="18"/>
+        </w:rPr>
+        <w:t xml:space="preserve">VI – Bản dịch tiếng Việt</w:t>
+      </w:r>
+    </w:p>
+    <w:p>
+      <w:pPr>
+        <w:spacing w:before="0" w:after="0"/>
+        <w:shd w:val="clear" w:color="auto" w:fill="ECFDF5"/>
+        <w:ind w:left="200" w:right="200"/>
+      </w:pPr>
+      <w:r>
+        <w:rPr>
+          <w:sz w:val="21"/>
+        </w:rPr>
+        <w:t xml:space="preserve">Cận trung một cô gái trẻ Việt Nam tóc đen dài, mặc áo sơ mi trắng, ngồi trong quán cà phê đầy nắng bên cửa sổ. Cô quay về phía máy quay, mỉm cười và nâng tách cà phê lên.</w:t>
+      </w:r>
+    </w:p>
+    <w:p>
+      <w:pPr>
+        <w:spacing w:before="0" w:after="0"/>
+        <w:shd w:val="clear" w:color="auto" w:fill="ECFDF5"/>
+        <w:ind w:left="200" w:right="200"/>
+      </w:pPr>
+      <w:r>
+        <w:rPr>
+          <w:sz w:val="21"/>
+        </w:rPr>
+        <w:t xml:space="preserve">Máy quay: tiến vào chậm, xóa phông.</w:t>
+      </w:r>
+    </w:p>
+    <w:p>
+      <w:pPr>
+        <w:spacing w:before="0" w:after="0"/>
+        <w:shd w:val="clear" w:color="auto" w:fill="ECFDF5"/>
+        <w:ind w:left="200" w:right="200"/>
+      </w:pPr>
+      <w:r>
+        <w:rPr>
+          <w:sz w:val="21"/>
+        </w:rPr>
+        <w:t xml:space="preserve">Ánh sáng: nắng chiều ấm, bóng mềm.</w:t>
+      </w:r>
+    </w:p>
+    <w:p>
+      <w:pPr>
+        <w:spacing w:before="0" w:after="0"/>
+        <w:shd w:val="clear" w:color="auto" w:fill="ECFDF5"/>
+        <w:ind w:left="200" w:right="200"/>
+      </w:pPr>
+      <w:r>
+        <w:rPr>
+          <w:sz w:val="21"/>
+        </w:rPr>
+        <w:t xml:space="preserve">Phong cách: chân thực, điện ảnh, chuyển động tự nhiên.</w:t>
+      </w:r>
+    </w:p>
+    <w:p>
+      <w:pPr>
+        <w:spacing w:before="0" w:after="0"/>
+        <w:shd w:val="clear" w:color="auto" w:fill="ECFDF5"/>
+        <w:ind w:left="200" w:right="200"/>
+      </w:pPr>
+      <w:r>
+        <w:rPr>
           <w:sz w:val="21"/>
         </w:rPr>
         <w:t xml:space="preserve">(Chạy cùng prompt này trên các công cụ khác nhau để so sánh: khuôn mặt, bàn tay, chuyển động, ánh sáng, tốc độ tạo, chi phí.)</w:t>
